--- a/Transition_Team_Adulting_Bingo.docx
+++ b/Transition_Team_Adulting_Bingo.docx
@@ -2,148 +2,1431 @@
 <file path=word/document.xml><?xml version="1.0" encoding="utf-8"?>
 <w:document xmlns:wpc="http://schemas.microsoft.com/office/word/2010/wordprocessingCanvas" xmlns:mo="http://schemas.microsoft.com/office/mac/office/2008/main" xmlns:mc="http://schemas.openxmlformats.org/markup-compatibility/2006" xmlns:mv="urn:schemas-microsoft-com:mac:vml" xmlns:o="urn:schemas-microsoft-com:office:office" xmlns:r="http://schemas.openxmlformats.org/officeDocument/2006/relationships" xmlns:m="http://schemas.openxmlformats.org/officeDocument/2006/math" xmlns:v="urn:schemas-microsoft-com:vml" xmlns:wp14="http://schemas.microsoft.com/office/word/2010/wordprocessingDrawing" xmlns:wp="http://schemas.openxmlformats.org/drawingml/2006/wordprocessingDrawing" xmlns:w10="urn:schemas-microsoft-com:office:word" xmlns:w="http://schemas.openxmlformats.org/wordprocessingml/2006/main" xmlns:w14="http://schemas.microsoft.com/office/word/2010/wordml" xmlns:wpg="http://schemas.microsoft.com/office/word/2010/wordprocessingGroup" xmlns:wpi="http://schemas.microsoft.com/office/word/2010/wordprocessingInk" xmlns:wne="http://schemas.microsoft.com/office/word/2006/wordml" xmlns:wps="http://schemas.microsoft.com/office/word/2010/wordprocessingShape" mc:Ignorable="w14 wp14">
   <w:body>
-    <w:p>
-      <w:pPr>
-        <w:jc w:val="center"/>
-      </w:pPr>
-      <w:r>
-        <w:rPr>
-          <w:b/>
-          <w:color w:val="D96C9F"/>
-          <w:sz w:val="40"/>
-        </w:rPr>
-        <w:t>TRANSITION TEAM ♡</w:t>
-      </w:r>
-    </w:p>
-    <w:p>
-      <w:pPr>
-        <w:jc w:val="center"/>
-      </w:pPr>
-      <w:r>
-        <w:rPr>
-          <w:b/>
-          <w:color w:val="5A2942"/>
-          <w:sz w:val="32"/>
-        </w:rPr>
-        <w:t>Adulting Bingo</w:t>
-      </w:r>
-    </w:p>
-    <w:p>
-      <w:pPr>
-        <w:jc w:val="center"/>
-      </w:pPr>
-      <w:r>
-        <w:rPr>
-          <w:color w:val="787878"/>
-          <w:sz w:val="18"/>
-        </w:rPr>
-        <w:t>INDEPENDENT LIVING</w:t>
-      </w:r>
-    </w:p>
     <w:tbl>
       <w:tblPr>
         <w:tblW w:type="auto" w:w="0"/>
-        <w:tblLayout w:type="autofit"/>
+        <w:jc w:val="center"/>
+        <w:tblLayout w:type="fixed"/>
         <w:tblLook w:firstColumn="1" w:firstRow="1" w:lastColumn="0" w:lastRow="0" w:noHBand="0" w:noVBand="1" w:val="04A0"/>
       </w:tblPr>
       <w:tblGrid>
-        <w:gridCol w:w="10368"/>
+        <w:gridCol w:w="1440"/>
+        <w:gridCol w:w="9216"/>
       </w:tblGrid>
       <w:tr>
         <w:tc>
           <w:tcPr>
-            <w:tcW w:type="dxa" w:w="10368"/>
-            <w:shd w:fill="FCE8F1"/>
+            <w:tcW w:type="dxa" w:w="5328"/>
+            <w:shd w:fill="0B4F9E"/>
+          </w:tcPr>
+          <w:p>
+            <w:pPr>
+              <w:jc w:val="center"/>
+            </w:pPr>
+            <w:r>
+              <w:rPr>
+                <w:b/>
+                <w:color w:val="FFFFFF"/>
+                <w:sz w:val="52"/>
+              </w:rPr>
+              <w:t>🎯</w:t>
+            </w:r>
+          </w:p>
+        </w:tc>
+        <w:tc>
+          <w:tcPr>
+            <w:tcW w:type="dxa" w:w="5328"/>
+            <w:shd w:fill="F7C4D8"/>
           </w:tcPr>
           <w:p>
             <w:r>
               <w:rPr>
                 <w:b/>
-                <w:color w:val="5A2942"/>
+                <w:color w:val="082F65"/>
+                <w:sz w:val="44"/>
               </w:rPr>
-              <w:t>HOW TO USE THIS ACTIVITY</w:t>
+              <w:t>Adulting Bingo</w:t>
             </w:r>
           </w:p>
           <w:p>
             <w:r>
-              <w:t>• Give each student a bingo board. Staff reads a clue or asks students to find a square matching a skill. Mark five in a row across, down, or diagonally to win.</w:t>
-            </w:r>
-          </w:p>
-          <w:p>
-            <w:r>
-              <w:t>• After a bingo, the student must explain at least three marked skills.</w:t>
+              <w:rPr>
+                <w:i/>
+                <w:sz w:val="20"/>
+              </w:rPr>
+              <w:t>Independent Living Game • boards + staff clues included</w:t>
             </w:r>
           </w:p>
         </w:tc>
       </w:tr>
     </w:tbl>
     <w:p/>
+    <w:tbl>
+      <w:tblPr>
+        <w:tblW w:type="auto" w:w="0"/>
+        <w:jc w:val="center"/>
+        <w:tblLook w:firstColumn="1" w:firstRow="1" w:lastColumn="0" w:lastRow="0" w:noHBand="0" w:noVBand="1" w:val="04A0"/>
+      </w:tblPr>
+      <w:tblGrid>
+        <w:gridCol w:w="10656"/>
+      </w:tblGrid>
+      <w:tr>
+        <w:tc>
+          <w:tcPr>
+            <w:tcW w:type="dxa" w:w="10656"/>
+            <w:shd w:fill="EAF2FB"/>
+            <w:tcMar>
+              <w:top w:w="120" w:type="dxa"/>
+              <w:start w:w="140" w:type="dxa"/>
+              <w:bottom w:w="120" w:type="dxa"/>
+              <w:end w:w="140" w:type="dxa"/>
+            </w:tcMar>
+          </w:tcPr>
+          <w:p>
+            <w:r>
+              <w:rPr>
+                <w:b/>
+                <w:color w:val="0B4F9E"/>
+              </w:rPr>
+              <w:t>FOR STAFF • 30-MINUTE SESSION</w:t>
+            </w:r>
+          </w:p>
+          <w:p>
+            <w:r>
+              <w:rPr>
+                <w:b/>
+              </w:rPr>
+              <w:t xml:space="preserve">Purpose: </w:t>
+            </w:r>
+            <w:r>
+              <w:t>Review practical adult-life skills through clues and discussion.</w:t>
+            </w:r>
+          </w:p>
+          <w:p>
+            <w:r>
+              <w:rPr>
+                <w:b/>
+              </w:rPr>
+              <w:t xml:space="preserve">Materials: </w:t>
+            </w:r>
+            <w:r>
+              <w:t>Print one board per student; staff clue sheet; pencils or small markers.</w:t>
+            </w:r>
+          </w:p>
+          <w:p>
+            <w:r>
+              <w:rPr>
+                <w:b/>
+              </w:rPr>
+              <w:t xml:space="preserve">Easy flow: </w:t>
+            </w:r>
+            <w:r>
+              <w:t>5 min rules • 15 min bingo • 5 min explain winning squares • 5 min reflection.</w:t>
+            </w:r>
+          </w:p>
+        </w:tc>
+      </w:tr>
+    </w:tbl>
+    <w:p>
+      <w:pPr>
+        <w:pStyle w:val="Heading1"/>
+      </w:pPr>
+      <w:r>
+        <w:t>Student Bingo Board A</w:t>
+      </w:r>
+    </w:p>
+    <w:tbl>
+      <w:tblPr>
+        <w:tblStyle w:val="TableGrid"/>
+        <w:tblW w:type="auto" w:w="0"/>
+        <w:jc w:val="center"/>
+        <w:tblLook w:firstColumn="1" w:firstRow="1" w:lastColumn="0" w:lastRow="0" w:noHBand="0" w:noVBand="1" w:val="04A0"/>
+      </w:tblPr>
+      <w:tblGrid>
+        <w:gridCol w:w="2131"/>
+        <w:gridCol w:w="2131"/>
+        <w:gridCol w:w="2131"/>
+        <w:gridCol w:w="2131"/>
+        <w:gridCol w:w="2131"/>
+      </w:tblGrid>
+      <w:tr>
+        <w:tc>
+          <w:tcPr>
+            <w:tcW w:type="dxa" w:w="1944"/>
+            <w:vAlign w:val="center"/>
+            <w:shd w:fill="EEF5FC"/>
+            <w:tcMar>
+              <w:top w:w="220" w:type="dxa"/>
+              <w:start w:w="80" w:type="dxa"/>
+              <w:bottom w:w="220" w:type="dxa"/>
+              <w:end w:w="80" w:type="dxa"/>
+            </w:tcMar>
+          </w:tcPr>
+          <w:p>
+            <w:pPr>
+              <w:jc w:val="center"/>
+            </w:pPr>
+            <w:r>
+              <w:t>Compare unit prices</w:t>
+            </w:r>
+          </w:p>
+        </w:tc>
+        <w:tc>
+          <w:tcPr>
+            <w:tcW w:type="dxa" w:w="1944"/>
+            <w:vAlign w:val="center"/>
+            <w:shd w:fill="FFF4F7"/>
+            <w:tcMar>
+              <w:top w:w="220" w:type="dxa"/>
+              <w:start w:w="80" w:type="dxa"/>
+              <w:bottom w:w="220" w:type="dxa"/>
+              <w:end w:w="80" w:type="dxa"/>
+            </w:tcMar>
+          </w:tcPr>
+          <w:p>
+            <w:pPr>
+              <w:jc w:val="center"/>
+            </w:pPr>
+            <w:r>
+              <w:t>Schedule appointment</w:t>
+            </w:r>
+          </w:p>
+        </w:tc>
+        <w:tc>
+          <w:tcPr>
+            <w:tcW w:type="dxa" w:w="1944"/>
+            <w:vAlign w:val="center"/>
+            <w:shd w:fill="EEF5FC"/>
+            <w:tcMar>
+              <w:top w:w="220" w:type="dxa"/>
+              <w:start w:w="80" w:type="dxa"/>
+              <w:bottom w:w="220" w:type="dxa"/>
+              <w:end w:w="80" w:type="dxa"/>
+            </w:tcMar>
+          </w:tcPr>
+          <w:p>
+            <w:pPr>
+              <w:jc w:val="center"/>
+            </w:pPr>
+            <w:r>
+              <w:t>Read a pay stub</w:t>
+            </w:r>
+          </w:p>
+        </w:tc>
+        <w:tc>
+          <w:tcPr>
+            <w:tcW w:type="dxa" w:w="1944"/>
+            <w:vAlign w:val="center"/>
+            <w:shd w:fill="FFF4F7"/>
+            <w:tcMar>
+              <w:top w:w="220" w:type="dxa"/>
+              <w:start w:w="80" w:type="dxa"/>
+              <w:bottom w:w="220" w:type="dxa"/>
+              <w:end w:w="80" w:type="dxa"/>
+            </w:tcMar>
+          </w:tcPr>
+          <w:p>
+            <w:pPr>
+              <w:jc w:val="center"/>
+            </w:pPr>
+            <w:r>
+              <w:t>Make grocery list</w:t>
+            </w:r>
+          </w:p>
+        </w:tc>
+        <w:tc>
+          <w:tcPr>
+            <w:tcW w:type="dxa" w:w="1944"/>
+            <w:vAlign w:val="center"/>
+            <w:shd w:fill="EEF5FC"/>
+            <w:tcMar>
+              <w:top w:w="220" w:type="dxa"/>
+              <w:start w:w="80" w:type="dxa"/>
+              <w:bottom w:w="220" w:type="dxa"/>
+              <w:end w:w="80" w:type="dxa"/>
+            </w:tcMar>
+          </w:tcPr>
+          <w:p>
+            <w:pPr>
+              <w:jc w:val="center"/>
+            </w:pPr>
+            <w:r>
+              <w:t>Plan a ride</w:t>
+            </w:r>
+          </w:p>
+        </w:tc>
+      </w:tr>
+      <w:tr>
+        <w:tc>
+          <w:tcPr>
+            <w:tcW w:type="dxa" w:w="1944"/>
+            <w:vAlign w:val="center"/>
+            <w:shd w:fill="FFF4F7"/>
+            <w:tcMar>
+              <w:top w:w="220" w:type="dxa"/>
+              <w:start w:w="80" w:type="dxa"/>
+              <w:bottom w:w="220" w:type="dxa"/>
+              <w:end w:w="80" w:type="dxa"/>
+            </w:tcMar>
+          </w:tcPr>
+          <w:p>
+            <w:pPr>
+              <w:jc w:val="center"/>
+            </w:pPr>
+            <w:r>
+              <w:t>Check bank balance</w:t>
+            </w:r>
+          </w:p>
+        </w:tc>
+        <w:tc>
+          <w:tcPr>
+            <w:tcW w:type="dxa" w:w="1944"/>
+            <w:vAlign w:val="center"/>
+            <w:shd w:fill="EEF5FC"/>
+            <w:tcMar>
+              <w:top w:w="220" w:type="dxa"/>
+              <w:start w:w="80" w:type="dxa"/>
+              <w:bottom w:w="220" w:type="dxa"/>
+              <w:end w:w="80" w:type="dxa"/>
+            </w:tcMar>
+          </w:tcPr>
+          <w:p>
+            <w:pPr>
+              <w:jc w:val="center"/>
+            </w:pPr>
+            <w:r>
+              <w:t>Wash dark clothes</w:t>
+            </w:r>
+          </w:p>
+        </w:tc>
+        <w:tc>
+          <w:tcPr>
+            <w:tcW w:type="dxa" w:w="1944"/>
+            <w:vAlign w:val="center"/>
+            <w:shd w:fill="FFF4F7"/>
+            <w:tcMar>
+              <w:top w:w="220" w:type="dxa"/>
+              <w:start w:w="80" w:type="dxa"/>
+              <w:bottom w:w="220" w:type="dxa"/>
+              <w:end w:w="80" w:type="dxa"/>
+            </w:tcMar>
+          </w:tcPr>
+          <w:p>
+            <w:pPr>
+              <w:jc w:val="center"/>
+            </w:pPr>
+            <w:r>
+              <w:t>Call in to work</w:t>
+            </w:r>
+          </w:p>
+        </w:tc>
+        <w:tc>
+          <w:tcPr>
+            <w:tcW w:type="dxa" w:w="1944"/>
+            <w:vAlign w:val="center"/>
+            <w:shd w:fill="EEF5FC"/>
+            <w:tcMar>
+              <w:top w:w="220" w:type="dxa"/>
+              <w:start w:w="80" w:type="dxa"/>
+              <w:bottom w:w="220" w:type="dxa"/>
+              <w:end w:w="80" w:type="dxa"/>
+            </w:tcMar>
+          </w:tcPr>
+          <w:p>
+            <w:pPr>
+              <w:jc w:val="center"/>
+            </w:pPr>
+            <w:r>
+              <w:t>Read a lease</w:t>
+            </w:r>
+          </w:p>
+        </w:tc>
+        <w:tc>
+          <w:tcPr>
+            <w:tcW w:type="dxa" w:w="1944"/>
+            <w:vAlign w:val="center"/>
+            <w:shd w:fill="FFF4F7"/>
+            <w:tcMar>
+              <w:top w:w="220" w:type="dxa"/>
+              <w:start w:w="80" w:type="dxa"/>
+              <w:bottom w:w="220" w:type="dxa"/>
+              <w:end w:w="80" w:type="dxa"/>
+            </w:tcMar>
+          </w:tcPr>
+          <w:p>
+            <w:pPr>
+              <w:jc w:val="center"/>
+            </w:pPr>
+            <w:r>
+              <w:t>Use a debit card</w:t>
+            </w:r>
+          </w:p>
+        </w:tc>
+      </w:tr>
+      <w:tr>
+        <w:tc>
+          <w:tcPr>
+            <w:tcW w:type="dxa" w:w="1944"/>
+            <w:vAlign w:val="center"/>
+            <w:shd w:fill="EEF5FC"/>
+            <w:tcMar>
+              <w:top w:w="220" w:type="dxa"/>
+              <w:start w:w="80" w:type="dxa"/>
+              <w:bottom w:w="220" w:type="dxa"/>
+              <w:end w:w="80" w:type="dxa"/>
+            </w:tcMar>
+          </w:tcPr>
+          <w:p>
+            <w:pPr>
+              <w:jc w:val="center"/>
+            </w:pPr>
+            <w:r>
+              <w:t>Know emergency #</w:t>
+            </w:r>
+          </w:p>
+        </w:tc>
+        <w:tc>
+          <w:tcPr>
+            <w:tcW w:type="dxa" w:w="1944"/>
+            <w:vAlign w:val="center"/>
+            <w:shd w:fill="FFF4F7"/>
+            <w:tcMar>
+              <w:top w:w="220" w:type="dxa"/>
+              <w:start w:w="80" w:type="dxa"/>
+              <w:bottom w:w="220" w:type="dxa"/>
+              <w:end w:w="80" w:type="dxa"/>
+            </w:tcMar>
+          </w:tcPr>
+          <w:p>
+            <w:pPr>
+              <w:jc w:val="center"/>
+            </w:pPr>
+            <w:r>
+              <w:t>FREE SPACE</w:t>
+            </w:r>
+          </w:p>
+        </w:tc>
+        <w:tc>
+          <w:tcPr>
+            <w:tcW w:type="dxa" w:w="1944"/>
+            <w:vAlign w:val="center"/>
+            <w:shd w:fill="EEF5FC"/>
+            <w:tcMar>
+              <w:top w:w="220" w:type="dxa"/>
+              <w:start w:w="80" w:type="dxa"/>
+              <w:bottom w:w="220" w:type="dxa"/>
+              <w:end w:w="80" w:type="dxa"/>
+            </w:tcMar>
+          </w:tcPr>
+          <w:p>
+            <w:pPr>
+              <w:jc w:val="center"/>
+            </w:pPr>
+            <w:r>
+              <w:t>Make a simple meal</w:t>
+            </w:r>
+          </w:p>
+        </w:tc>
+        <w:tc>
+          <w:tcPr>
+            <w:tcW w:type="dxa" w:w="1944"/>
+            <w:vAlign w:val="center"/>
+            <w:shd w:fill="FFF4F7"/>
+            <w:tcMar>
+              <w:top w:w="220" w:type="dxa"/>
+              <w:start w:w="80" w:type="dxa"/>
+              <w:bottom w:w="220" w:type="dxa"/>
+              <w:end w:w="80" w:type="dxa"/>
+            </w:tcMar>
+          </w:tcPr>
+          <w:p>
+            <w:pPr>
+              <w:jc w:val="center"/>
+            </w:pPr>
+            <w:r>
+              <w:t>Pay a bill</w:t>
+            </w:r>
+          </w:p>
+        </w:tc>
+        <w:tc>
+          <w:tcPr>
+            <w:tcW w:type="dxa" w:w="1944"/>
+            <w:vAlign w:val="center"/>
+            <w:shd w:fill="EEF5FC"/>
+            <w:tcMar>
+              <w:top w:w="220" w:type="dxa"/>
+              <w:start w:w="80" w:type="dxa"/>
+              <w:bottom w:w="220" w:type="dxa"/>
+              <w:end w:w="80" w:type="dxa"/>
+            </w:tcMar>
+          </w:tcPr>
+          <w:p>
+            <w:pPr>
+              <w:jc w:val="center"/>
+            </w:pPr>
+            <w:r>
+              <w:t>Read a work schedule</w:t>
+            </w:r>
+          </w:p>
+        </w:tc>
+      </w:tr>
+      <w:tr>
+        <w:tc>
+          <w:tcPr>
+            <w:tcW w:type="dxa" w:w="1944"/>
+            <w:vAlign w:val="center"/>
+            <w:shd w:fill="FFF4F7"/>
+            <w:tcMar>
+              <w:top w:w="220" w:type="dxa"/>
+              <w:start w:w="80" w:type="dxa"/>
+              <w:bottom w:w="220" w:type="dxa"/>
+              <w:end w:w="80" w:type="dxa"/>
+            </w:tcMar>
+          </w:tcPr>
+          <w:p>
+            <w:pPr>
+              <w:jc w:val="center"/>
+            </w:pPr>
+            <w:r>
+              <w:t>Ask supervisor</w:t>
+            </w:r>
+          </w:p>
+        </w:tc>
+        <w:tc>
+          <w:tcPr>
+            <w:tcW w:type="dxa" w:w="1944"/>
+            <w:vAlign w:val="center"/>
+            <w:shd w:fill="EEF5FC"/>
+            <w:tcMar>
+              <w:top w:w="220" w:type="dxa"/>
+              <w:start w:w="80" w:type="dxa"/>
+              <w:bottom w:w="220" w:type="dxa"/>
+              <w:end w:w="80" w:type="dxa"/>
+            </w:tcMar>
+          </w:tcPr>
+          <w:p>
+            <w:pPr>
+              <w:jc w:val="center"/>
+            </w:pPr>
+            <w:r>
+              <w:t>Budget for gas</w:t>
+            </w:r>
+          </w:p>
+        </w:tc>
+        <w:tc>
+          <w:tcPr>
+            <w:tcW w:type="dxa" w:w="1944"/>
+            <w:vAlign w:val="center"/>
+            <w:shd w:fill="FFF4F7"/>
+            <w:tcMar>
+              <w:top w:w="220" w:type="dxa"/>
+              <w:start w:w="80" w:type="dxa"/>
+              <w:bottom w:w="220" w:type="dxa"/>
+              <w:end w:w="80" w:type="dxa"/>
+            </w:tcMar>
+          </w:tcPr>
+          <w:p>
+            <w:pPr>
+              <w:jc w:val="center"/>
+            </w:pPr>
+            <w:r>
+              <w:t>Check food date</w:t>
+            </w:r>
+          </w:p>
+        </w:tc>
+        <w:tc>
+          <w:tcPr>
+            <w:tcW w:type="dxa" w:w="1944"/>
+            <w:vAlign w:val="center"/>
+            <w:shd w:fill="EEF5FC"/>
+            <w:tcMar>
+              <w:top w:w="220" w:type="dxa"/>
+              <w:start w:w="80" w:type="dxa"/>
+              <w:bottom w:w="220" w:type="dxa"/>
+              <w:end w:w="80" w:type="dxa"/>
+            </w:tcMar>
+          </w:tcPr>
+          <w:p>
+            <w:pPr>
+              <w:jc w:val="center"/>
+            </w:pPr>
+            <w:r>
+              <w:t>Write an email</w:t>
+            </w:r>
+          </w:p>
+        </w:tc>
+        <w:tc>
+          <w:tcPr>
+            <w:tcW w:type="dxa" w:w="1944"/>
+            <w:vAlign w:val="center"/>
+            <w:shd w:fill="FFF4F7"/>
+            <w:tcMar>
+              <w:top w:w="220" w:type="dxa"/>
+              <w:start w:w="80" w:type="dxa"/>
+              <w:bottom w:w="220" w:type="dxa"/>
+              <w:end w:w="80" w:type="dxa"/>
+            </w:tcMar>
+          </w:tcPr>
+          <w:p>
+            <w:pPr>
+              <w:jc w:val="center"/>
+            </w:pPr>
+            <w:r>
+              <w:t>Find bus route</w:t>
+            </w:r>
+          </w:p>
+        </w:tc>
+      </w:tr>
+      <w:tr>
+        <w:tc>
+          <w:tcPr>
+            <w:tcW w:type="dxa" w:w="1944"/>
+            <w:vAlign w:val="center"/>
+            <w:shd w:fill="EEF5FC"/>
+            <w:tcMar>
+              <w:top w:w="220" w:type="dxa"/>
+              <w:start w:w="80" w:type="dxa"/>
+              <w:bottom w:w="220" w:type="dxa"/>
+              <w:end w:w="80" w:type="dxa"/>
+            </w:tcMar>
+          </w:tcPr>
+          <w:p>
+            <w:pPr>
+              <w:jc w:val="center"/>
+            </w:pPr>
+            <w:r>
+              <w:t>Save for a goal</w:t>
+            </w:r>
+          </w:p>
+        </w:tc>
+        <w:tc>
+          <w:tcPr>
+            <w:tcW w:type="dxa" w:w="1944"/>
+            <w:vAlign w:val="center"/>
+            <w:shd w:fill="FFF4F7"/>
+            <w:tcMar>
+              <w:top w:w="220" w:type="dxa"/>
+              <w:start w:w="80" w:type="dxa"/>
+              <w:bottom w:w="220" w:type="dxa"/>
+              <w:end w:w="80" w:type="dxa"/>
+            </w:tcMar>
+          </w:tcPr>
+          <w:p>
+            <w:pPr>
+              <w:jc w:val="center"/>
+            </w:pPr>
+            <w:r>
+              <w:t>Return an item</w:t>
+            </w:r>
+          </w:p>
+        </w:tc>
+        <w:tc>
+          <w:tcPr>
+            <w:tcW w:type="dxa" w:w="1944"/>
+            <w:vAlign w:val="center"/>
+            <w:shd w:fill="EEF5FC"/>
+            <w:tcMar>
+              <w:top w:w="220" w:type="dxa"/>
+              <w:start w:w="80" w:type="dxa"/>
+              <w:bottom w:w="220" w:type="dxa"/>
+              <w:end w:w="80" w:type="dxa"/>
+            </w:tcMar>
+          </w:tcPr>
+          <w:p>
+            <w:pPr>
+              <w:jc w:val="center"/>
+            </w:pPr>
+            <w:r>
+              <w:t>Use measuring cup</w:t>
+            </w:r>
+          </w:p>
+        </w:tc>
+        <w:tc>
+          <w:tcPr>
+            <w:tcW w:type="dxa" w:w="1944"/>
+            <w:vAlign w:val="center"/>
+            <w:shd w:fill="FFF4F7"/>
+            <w:tcMar>
+              <w:top w:w="220" w:type="dxa"/>
+              <w:start w:w="80" w:type="dxa"/>
+              <w:bottom w:w="220" w:type="dxa"/>
+              <w:end w:w="80" w:type="dxa"/>
+            </w:tcMar>
+          </w:tcPr>
+          <w:p>
+            <w:pPr>
+              <w:jc w:val="center"/>
+            </w:pPr>
+            <w:r>
+              <w:t>Read medicine label</w:t>
+            </w:r>
+          </w:p>
+        </w:tc>
+        <w:tc>
+          <w:tcPr>
+            <w:tcW w:type="dxa" w:w="1944"/>
+            <w:vAlign w:val="center"/>
+            <w:shd w:fill="EEF5FC"/>
+            <w:tcMar>
+              <w:top w:w="220" w:type="dxa"/>
+              <w:start w:w="80" w:type="dxa"/>
+              <w:bottom w:w="220" w:type="dxa"/>
+              <w:end w:w="80" w:type="dxa"/>
+            </w:tcMar>
+          </w:tcPr>
+          <w:p>
+            <w:pPr>
+              <w:jc w:val="center"/>
+            </w:pPr>
+            <w:r>
+              <w:t>Know monthly rent</w:t>
+            </w:r>
+          </w:p>
+        </w:tc>
+      </w:tr>
+    </w:tbl>
     <w:p>
       <w:r>
-        <w:rPr>
-          <w:b/>
-          <w:color w:val="5A2942"/>
-        </w:rPr>
-        <w:t>Bingo squares:</w:t>
-      </w:r>
-      <w:r>
-        <w:t xml:space="preserve"> make a grocery list | check a bank balance | wash clothes | make an appointment | cook an egg | read a bus/map route | compare prices | clean a bathroom | set an alarm | pay a bill | read a recipe | ask for help | make a budget | check smoke alarm | store leftovers | fill out a form | plan a ride | sew/repair a button | use a calendar | call a business | compare apartments | identify an emergency | pack a lunch | calculate change | FREE SPACE.</w:t>
+        <w:br w:type="page"/>
       </w:r>
     </w:p>
-    <w:p/>
+    <w:p>
+      <w:pPr>
+        <w:pStyle w:val="Heading1"/>
+      </w:pPr>
+      <w:r>
+        <w:t>Student Bingo Board B</w:t>
+      </w:r>
+    </w:p>
+    <w:tbl>
+      <w:tblPr>
+        <w:tblStyle w:val="TableGrid"/>
+        <w:tblW w:type="auto" w:w="0"/>
+        <w:jc w:val="center"/>
+        <w:tblLook w:firstColumn="1" w:firstRow="1" w:lastColumn="0" w:lastRow="0" w:noHBand="0" w:noVBand="1" w:val="04A0"/>
+      </w:tblPr>
+      <w:tblGrid>
+        <w:gridCol w:w="2131"/>
+        <w:gridCol w:w="2131"/>
+        <w:gridCol w:w="2131"/>
+        <w:gridCol w:w="2131"/>
+        <w:gridCol w:w="2131"/>
+      </w:tblGrid>
+      <w:tr>
+        <w:tc>
+          <w:tcPr>
+            <w:tcW w:type="dxa" w:w="1944"/>
+            <w:vAlign w:val="center"/>
+            <w:shd w:fill="EEF5FC"/>
+            <w:tcMar>
+              <w:top w:w="220" w:type="dxa"/>
+              <w:start w:w="80" w:type="dxa"/>
+              <w:bottom w:w="220" w:type="dxa"/>
+              <w:end w:w="80" w:type="dxa"/>
+            </w:tcMar>
+          </w:tcPr>
+          <w:p>
+            <w:pPr>
+              <w:jc w:val="center"/>
+            </w:pPr>
+            <w:r>
+              <w:t>Pay a bill</w:t>
+            </w:r>
+          </w:p>
+        </w:tc>
+        <w:tc>
+          <w:tcPr>
+            <w:tcW w:type="dxa" w:w="1944"/>
+            <w:vAlign w:val="center"/>
+            <w:shd w:fill="FFF4F7"/>
+            <w:tcMar>
+              <w:top w:w="220" w:type="dxa"/>
+              <w:start w:w="80" w:type="dxa"/>
+              <w:bottom w:w="220" w:type="dxa"/>
+              <w:end w:w="80" w:type="dxa"/>
+            </w:tcMar>
+          </w:tcPr>
+          <w:p>
+            <w:pPr>
+              <w:jc w:val="center"/>
+            </w:pPr>
+            <w:r>
+              <w:t>Find bus route</w:t>
+            </w:r>
+          </w:p>
+        </w:tc>
+        <w:tc>
+          <w:tcPr>
+            <w:tcW w:type="dxa" w:w="1944"/>
+            <w:vAlign w:val="center"/>
+            <w:shd w:fill="EEF5FC"/>
+            <w:tcMar>
+              <w:top w:w="220" w:type="dxa"/>
+              <w:start w:w="80" w:type="dxa"/>
+              <w:bottom w:w="220" w:type="dxa"/>
+              <w:end w:w="80" w:type="dxa"/>
+            </w:tcMar>
+          </w:tcPr>
+          <w:p>
+            <w:pPr>
+              <w:jc w:val="center"/>
+            </w:pPr>
+            <w:r>
+              <w:t>Check bank balance</w:t>
+            </w:r>
+          </w:p>
+        </w:tc>
+        <w:tc>
+          <w:tcPr>
+            <w:tcW w:type="dxa" w:w="1944"/>
+            <w:vAlign w:val="center"/>
+            <w:shd w:fill="FFF4F7"/>
+            <w:tcMar>
+              <w:top w:w="220" w:type="dxa"/>
+              <w:start w:w="80" w:type="dxa"/>
+              <w:bottom w:w="220" w:type="dxa"/>
+              <w:end w:w="80" w:type="dxa"/>
+            </w:tcMar>
+          </w:tcPr>
+          <w:p>
+            <w:pPr>
+              <w:jc w:val="center"/>
+            </w:pPr>
+            <w:r>
+              <w:t>Use measuring cup</w:t>
+            </w:r>
+          </w:p>
+        </w:tc>
+        <w:tc>
+          <w:tcPr>
+            <w:tcW w:type="dxa" w:w="1944"/>
+            <w:vAlign w:val="center"/>
+            <w:shd w:fill="EEF5FC"/>
+            <w:tcMar>
+              <w:top w:w="220" w:type="dxa"/>
+              <w:start w:w="80" w:type="dxa"/>
+              <w:bottom w:w="220" w:type="dxa"/>
+              <w:end w:w="80" w:type="dxa"/>
+            </w:tcMar>
+          </w:tcPr>
+          <w:p>
+            <w:pPr>
+              <w:jc w:val="center"/>
+            </w:pPr>
+            <w:r>
+              <w:t>Read medicine label</w:t>
+            </w:r>
+          </w:p>
+        </w:tc>
+      </w:tr>
+      <w:tr>
+        <w:tc>
+          <w:tcPr>
+            <w:tcW w:type="dxa" w:w="1944"/>
+            <w:vAlign w:val="center"/>
+            <w:shd w:fill="FFF4F7"/>
+            <w:tcMar>
+              <w:top w:w="220" w:type="dxa"/>
+              <w:start w:w="80" w:type="dxa"/>
+              <w:bottom w:w="220" w:type="dxa"/>
+              <w:end w:w="80" w:type="dxa"/>
+            </w:tcMar>
+          </w:tcPr>
+          <w:p>
+            <w:pPr>
+              <w:jc w:val="center"/>
+            </w:pPr>
+            <w:r>
+              <w:t>Budget for gas</w:t>
+            </w:r>
+          </w:p>
+        </w:tc>
+        <w:tc>
+          <w:tcPr>
+            <w:tcW w:type="dxa" w:w="1944"/>
+            <w:vAlign w:val="center"/>
+            <w:shd w:fill="EEF5FC"/>
+            <w:tcMar>
+              <w:top w:w="220" w:type="dxa"/>
+              <w:start w:w="80" w:type="dxa"/>
+              <w:bottom w:w="220" w:type="dxa"/>
+              <w:end w:w="80" w:type="dxa"/>
+            </w:tcMar>
+          </w:tcPr>
+          <w:p>
+            <w:pPr>
+              <w:jc w:val="center"/>
+            </w:pPr>
+            <w:r>
+              <w:t>Call in to work</w:t>
+            </w:r>
+          </w:p>
+        </w:tc>
+        <w:tc>
+          <w:tcPr>
+            <w:tcW w:type="dxa" w:w="1944"/>
+            <w:vAlign w:val="center"/>
+            <w:shd w:fill="FFF4F7"/>
+            <w:tcMar>
+              <w:top w:w="220" w:type="dxa"/>
+              <w:start w:w="80" w:type="dxa"/>
+              <w:bottom w:w="220" w:type="dxa"/>
+              <w:end w:w="80" w:type="dxa"/>
+            </w:tcMar>
+          </w:tcPr>
+          <w:p>
+            <w:pPr>
+              <w:jc w:val="center"/>
+            </w:pPr>
+            <w:r>
+              <w:t>Know monthly rent</w:t>
+            </w:r>
+          </w:p>
+        </w:tc>
+        <w:tc>
+          <w:tcPr>
+            <w:tcW w:type="dxa" w:w="1944"/>
+            <w:vAlign w:val="center"/>
+            <w:shd w:fill="EEF5FC"/>
+            <w:tcMar>
+              <w:top w:w="220" w:type="dxa"/>
+              <w:start w:w="80" w:type="dxa"/>
+              <w:bottom w:w="220" w:type="dxa"/>
+              <w:end w:w="80" w:type="dxa"/>
+            </w:tcMar>
+          </w:tcPr>
+          <w:p>
+            <w:pPr>
+              <w:jc w:val="center"/>
+            </w:pPr>
+            <w:r>
+              <w:t>Use a debit card</w:t>
+            </w:r>
+          </w:p>
+        </w:tc>
+        <w:tc>
+          <w:tcPr>
+            <w:tcW w:type="dxa" w:w="1944"/>
+            <w:vAlign w:val="center"/>
+            <w:shd w:fill="FFF4F7"/>
+            <w:tcMar>
+              <w:top w:w="220" w:type="dxa"/>
+              <w:start w:w="80" w:type="dxa"/>
+              <w:bottom w:w="220" w:type="dxa"/>
+              <w:end w:w="80" w:type="dxa"/>
+            </w:tcMar>
+          </w:tcPr>
+          <w:p>
+            <w:pPr>
+              <w:jc w:val="center"/>
+            </w:pPr>
+            <w:r>
+              <w:t>Wash dark clothes</w:t>
+            </w:r>
+          </w:p>
+        </w:tc>
+      </w:tr>
+      <w:tr>
+        <w:tc>
+          <w:tcPr>
+            <w:tcW w:type="dxa" w:w="1944"/>
+            <w:vAlign w:val="center"/>
+            <w:shd w:fill="EEF5FC"/>
+            <w:tcMar>
+              <w:top w:w="220" w:type="dxa"/>
+              <w:start w:w="80" w:type="dxa"/>
+              <w:bottom w:w="220" w:type="dxa"/>
+              <w:end w:w="80" w:type="dxa"/>
+            </w:tcMar>
+          </w:tcPr>
+          <w:p>
+            <w:pPr>
+              <w:jc w:val="center"/>
+            </w:pPr>
+            <w:r>
+              <w:t>Ask supervisor</w:t>
+            </w:r>
+          </w:p>
+        </w:tc>
+        <w:tc>
+          <w:tcPr>
+            <w:tcW w:type="dxa" w:w="1944"/>
+            <w:vAlign w:val="center"/>
+            <w:shd w:fill="FFF4F7"/>
+            <w:tcMar>
+              <w:top w:w="220" w:type="dxa"/>
+              <w:start w:w="80" w:type="dxa"/>
+              <w:bottom w:w="220" w:type="dxa"/>
+              <w:end w:w="80" w:type="dxa"/>
+            </w:tcMar>
+          </w:tcPr>
+          <w:p>
+            <w:pPr>
+              <w:jc w:val="center"/>
+            </w:pPr>
+            <w:r>
+              <w:t>Compare unit prices</w:t>
+            </w:r>
+          </w:p>
+        </w:tc>
+        <w:tc>
+          <w:tcPr>
+            <w:tcW w:type="dxa" w:w="1944"/>
+            <w:vAlign w:val="center"/>
+            <w:shd w:fill="EEF5FC"/>
+            <w:tcMar>
+              <w:top w:w="220" w:type="dxa"/>
+              <w:start w:w="80" w:type="dxa"/>
+              <w:bottom w:w="220" w:type="dxa"/>
+              <w:end w:w="80" w:type="dxa"/>
+            </w:tcMar>
+          </w:tcPr>
+          <w:p>
+            <w:pPr>
+              <w:jc w:val="center"/>
+            </w:pPr>
+            <w:r>
+              <w:t>FREE SPACE</w:t>
+            </w:r>
+          </w:p>
+        </w:tc>
+        <w:tc>
+          <w:tcPr>
+            <w:tcW w:type="dxa" w:w="1944"/>
+            <w:vAlign w:val="center"/>
+            <w:shd w:fill="FFF4F7"/>
+            <w:tcMar>
+              <w:top w:w="220" w:type="dxa"/>
+              <w:start w:w="80" w:type="dxa"/>
+              <w:bottom w:w="220" w:type="dxa"/>
+              <w:end w:w="80" w:type="dxa"/>
+            </w:tcMar>
+          </w:tcPr>
+          <w:p>
+            <w:pPr>
+              <w:jc w:val="center"/>
+            </w:pPr>
+            <w:r>
+              <w:t>Read a lease</w:t>
+            </w:r>
+          </w:p>
+        </w:tc>
+        <w:tc>
+          <w:tcPr>
+            <w:tcW w:type="dxa" w:w="1944"/>
+            <w:vAlign w:val="center"/>
+            <w:shd w:fill="EEF5FC"/>
+            <w:tcMar>
+              <w:top w:w="220" w:type="dxa"/>
+              <w:start w:w="80" w:type="dxa"/>
+              <w:bottom w:w="220" w:type="dxa"/>
+              <w:end w:w="80" w:type="dxa"/>
+            </w:tcMar>
+          </w:tcPr>
+          <w:p>
+            <w:pPr>
+              <w:jc w:val="center"/>
+            </w:pPr>
+            <w:r>
+              <w:t>Read a work schedule</w:t>
+            </w:r>
+          </w:p>
+        </w:tc>
+      </w:tr>
+      <w:tr>
+        <w:tc>
+          <w:tcPr>
+            <w:tcW w:type="dxa" w:w="1944"/>
+            <w:vAlign w:val="center"/>
+            <w:shd w:fill="FFF4F7"/>
+            <w:tcMar>
+              <w:top w:w="220" w:type="dxa"/>
+              <w:start w:w="80" w:type="dxa"/>
+              <w:bottom w:w="220" w:type="dxa"/>
+              <w:end w:w="80" w:type="dxa"/>
+            </w:tcMar>
+          </w:tcPr>
+          <w:p>
+            <w:pPr>
+              <w:jc w:val="center"/>
+            </w:pPr>
+            <w:r>
+              <w:t>Return an item</w:t>
+            </w:r>
+          </w:p>
+        </w:tc>
+        <w:tc>
+          <w:tcPr>
+            <w:tcW w:type="dxa" w:w="1944"/>
+            <w:vAlign w:val="center"/>
+            <w:shd w:fill="EEF5FC"/>
+            <w:tcMar>
+              <w:top w:w="220" w:type="dxa"/>
+              <w:start w:w="80" w:type="dxa"/>
+              <w:bottom w:w="220" w:type="dxa"/>
+              <w:end w:w="80" w:type="dxa"/>
+            </w:tcMar>
+          </w:tcPr>
+          <w:p>
+            <w:pPr>
+              <w:jc w:val="center"/>
+            </w:pPr>
+            <w:r>
+              <w:t>FREE SPACE</w:t>
+            </w:r>
+          </w:p>
+        </w:tc>
+        <w:tc>
+          <w:tcPr>
+            <w:tcW w:type="dxa" w:w="1944"/>
+            <w:vAlign w:val="center"/>
+            <w:shd w:fill="FFF4F7"/>
+            <w:tcMar>
+              <w:top w:w="220" w:type="dxa"/>
+              <w:start w:w="80" w:type="dxa"/>
+              <w:bottom w:w="220" w:type="dxa"/>
+              <w:end w:w="80" w:type="dxa"/>
+            </w:tcMar>
+          </w:tcPr>
+          <w:p>
+            <w:pPr>
+              <w:jc w:val="center"/>
+            </w:pPr>
+            <w:r>
+              <w:t>Make grocery list</w:t>
+            </w:r>
+          </w:p>
+        </w:tc>
+        <w:tc>
+          <w:tcPr>
+            <w:tcW w:type="dxa" w:w="1944"/>
+            <w:vAlign w:val="center"/>
+            <w:shd w:fill="EEF5FC"/>
+            <w:tcMar>
+              <w:top w:w="220" w:type="dxa"/>
+              <w:start w:w="80" w:type="dxa"/>
+              <w:bottom w:w="220" w:type="dxa"/>
+              <w:end w:w="80" w:type="dxa"/>
+            </w:tcMar>
+          </w:tcPr>
+          <w:p>
+            <w:pPr>
+              <w:jc w:val="center"/>
+            </w:pPr>
+            <w:r>
+              <w:t>Check food date</w:t>
+            </w:r>
+          </w:p>
+        </w:tc>
+        <w:tc>
+          <w:tcPr>
+            <w:tcW w:type="dxa" w:w="1944"/>
+            <w:vAlign w:val="center"/>
+            <w:shd w:fill="FFF4F7"/>
+            <w:tcMar>
+              <w:top w:w="220" w:type="dxa"/>
+              <w:start w:w="80" w:type="dxa"/>
+              <w:bottom w:w="220" w:type="dxa"/>
+              <w:end w:w="80" w:type="dxa"/>
+            </w:tcMar>
+          </w:tcPr>
+          <w:p>
+            <w:pPr>
+              <w:jc w:val="center"/>
+            </w:pPr>
+            <w:r>
+              <w:t>Read a pay stub</w:t>
+            </w:r>
+          </w:p>
+        </w:tc>
+      </w:tr>
+      <w:tr>
+        <w:tc>
+          <w:tcPr>
+            <w:tcW w:type="dxa" w:w="1944"/>
+            <w:vAlign w:val="center"/>
+            <w:shd w:fill="EEF5FC"/>
+            <w:tcMar>
+              <w:top w:w="220" w:type="dxa"/>
+              <w:start w:w="80" w:type="dxa"/>
+              <w:bottom w:w="220" w:type="dxa"/>
+              <w:end w:w="80" w:type="dxa"/>
+            </w:tcMar>
+          </w:tcPr>
+          <w:p>
+            <w:pPr>
+              <w:jc w:val="center"/>
+            </w:pPr>
+            <w:r>
+              <w:t>Schedule appointment</w:t>
+            </w:r>
+          </w:p>
+        </w:tc>
+        <w:tc>
+          <w:tcPr>
+            <w:tcW w:type="dxa" w:w="1944"/>
+            <w:vAlign w:val="center"/>
+            <w:shd w:fill="FFF4F7"/>
+            <w:tcMar>
+              <w:top w:w="220" w:type="dxa"/>
+              <w:start w:w="80" w:type="dxa"/>
+              <w:bottom w:w="220" w:type="dxa"/>
+              <w:end w:w="80" w:type="dxa"/>
+            </w:tcMar>
+          </w:tcPr>
+          <w:p>
+            <w:pPr>
+              <w:jc w:val="center"/>
+            </w:pPr>
+            <w:r>
+              <w:t>Save for a goal</w:t>
+            </w:r>
+          </w:p>
+        </w:tc>
+        <w:tc>
+          <w:tcPr>
+            <w:tcW w:type="dxa" w:w="1944"/>
+            <w:vAlign w:val="center"/>
+            <w:shd w:fill="EEF5FC"/>
+            <w:tcMar>
+              <w:top w:w="220" w:type="dxa"/>
+              <w:start w:w="80" w:type="dxa"/>
+              <w:bottom w:w="220" w:type="dxa"/>
+              <w:end w:w="80" w:type="dxa"/>
+            </w:tcMar>
+          </w:tcPr>
+          <w:p>
+            <w:pPr>
+              <w:jc w:val="center"/>
+            </w:pPr>
+            <w:r>
+              <w:t>Make a simple meal</w:t>
+            </w:r>
+          </w:p>
+        </w:tc>
+        <w:tc>
+          <w:tcPr>
+            <w:tcW w:type="dxa" w:w="1944"/>
+            <w:vAlign w:val="center"/>
+            <w:shd w:fill="FFF4F7"/>
+            <w:tcMar>
+              <w:top w:w="220" w:type="dxa"/>
+              <w:start w:w="80" w:type="dxa"/>
+              <w:bottom w:w="220" w:type="dxa"/>
+              <w:end w:w="80" w:type="dxa"/>
+            </w:tcMar>
+          </w:tcPr>
+          <w:p>
+            <w:pPr>
+              <w:jc w:val="center"/>
+            </w:pPr>
+            <w:r>
+              <w:t>Plan a ride</w:t>
+            </w:r>
+          </w:p>
+        </w:tc>
+        <w:tc>
+          <w:tcPr>
+            <w:tcW w:type="dxa" w:w="1944"/>
+            <w:vAlign w:val="center"/>
+            <w:shd w:fill="EEF5FC"/>
+            <w:tcMar>
+              <w:top w:w="220" w:type="dxa"/>
+              <w:start w:w="80" w:type="dxa"/>
+              <w:bottom w:w="220" w:type="dxa"/>
+              <w:end w:w="80" w:type="dxa"/>
+            </w:tcMar>
+          </w:tcPr>
+          <w:p>
+            <w:pPr>
+              <w:jc w:val="center"/>
+            </w:pPr>
+            <w:r>
+              <w:t>Know emergency #</w:t>
+            </w:r>
+          </w:p>
+        </w:tc>
+      </w:tr>
+    </w:tbl>
     <w:p>
       <w:r>
-        <w:t>Student: ______________________________    Date: ______________</w:t>
+        <w:br w:type="page"/>
+      </w:r>
+    </w:p>
+    <w:p>
+      <w:pPr>
+        <w:pStyle w:val="Heading1"/>
+      </w:pPr>
+      <w:r>
+        <w:t>Staff Calling Clues</w:t>
       </w:r>
     </w:p>
     <w:p>
       <w:r>
-        <w:t>Notes / Reflection:</w:t>
+        <w:t>1. Two cereal boxes cost different amounts. This skill helps you find which is cheaper for the amount you get.  [ANSWER: Compare unit prices]</w:t>
       </w:r>
     </w:p>
     <w:p>
       <w:r>
-        <w:t>________________________________________________________________________________</w:t>
+        <w:t>2. You need a dentist visit and must choose a date and time.  [ANSWER: Schedule appointment]</w:t>
       </w:r>
     </w:p>
     <w:p>
       <w:r>
-        <w:t>________________________________________________________________________________</w:t>
+        <w:t>3. You want to know why your take-home pay is less than your gross pay.  [ANSWER: Read a pay stub]</w:t>
       </w:r>
     </w:p>
     <w:p>
       <w:r>
-        <w:t>________________________________________________________________________________</w:t>
+        <w:t>4. You check what is at home before going to the store.  [ANSWER: Make grocery list]</w:t>
       </w:r>
     </w:p>
     <w:p>
       <w:r>
-        <w:t>________________________________________________________________________________</w:t>
+        <w:t>5. Your shift starts at 4:00, but you do not drive.  [ANSWER: Plan a ride]</w:t>
+      </w:r>
+    </w:p>
+    <w:p>
+      <w:r>
+        <w:t>6. Before buying shoes, you need to know how much money is actually available.  [ANSWER: Check bank balance]</w:t>
+      </w:r>
+    </w:p>
+    <w:p>
+      <w:r>
+        <w:t>7. You need to clean black jeans without mixing them with white towels.  [ANSWER: Wash dark clothes]</w:t>
+      </w:r>
+    </w:p>
+    <w:p>
+      <w:r>
+        <w:t>8. You are sick and cannot safely work your shift.  [ANSWER: Call in to work]</w:t>
+      </w:r>
+    </w:p>
+    <w:p>
+      <w:r>
+        <w:t>9. Before moving in, you need to know rent, rules, and fees.  [ANSWER: Read a lease]</w:t>
+      </w:r>
+    </w:p>
+    <w:p>
+      <w:r>
+        <w:t>10. Money comes directly from your checking account when you buy something.  [ANSWER: Use a debit card]</w:t>
+      </w:r>
+    </w:p>
+    <w:p>
+      <w:r>
+        <w:t>11. Someone is seriously hurt and needs immediate help.  [ANSWER: Know emergency #]</w:t>
+      </w:r>
+    </w:p>
+    <w:p>
+      <w:r>
+        <w:t>12. You have ingredients and need to feed yourself without ordering food.  [ANSWER: Make a simple meal]</w:t>
+      </w:r>
+    </w:p>
+    <w:p>
+      <w:r>
+        <w:t>13. Your phone payment is due Friday.  [ANSWER: Pay a bill]</w:t>
+      </w:r>
+    </w:p>
+    <w:p>
+      <w:r>
+        <w:t>14. You need to know which days and times you are expected at work.  [ANSWER: Read a work schedule]</w:t>
+      </w:r>
+    </w:p>
+    <w:p>
+      <w:r>
+        <w:t>15. You were given a task but do not understand the directions.  [ANSWER: Ask supervisor]</w:t>
+      </w:r>
+    </w:p>
+    <w:p>
+      <w:r>
+        <w:t>16. You drive to work and need to plan transportation money.  [ANSWER: Budget for gas]</w:t>
+      </w:r>
+    </w:p>
+    <w:p>
+      <w:r>
+        <w:t>17. You are deciding whether an item in the refrigerator is still safe/appropriate to use.  [ANSWER: Check food date]</w:t>
+      </w:r>
+    </w:p>
+    <w:p>
+      <w:r>
+        <w:t>18. You need to send a clear, professional message to a teacher or employer.  [ANSWER: Write an email]</w:t>
+      </w:r>
+    </w:p>
+    <w:p>
+      <w:r>
+        <w:t>19. You need public transportation to reach an appointment.  [ANSWER: Find bus route]</w:t>
+      </w:r>
+    </w:p>
+    <w:p>
+      <w:r>
+        <w:t>20. You want something expensive and set aside money over time.  [ANSWER: Save for a goal]</w:t>
+      </w:r>
+    </w:p>
+    <w:p>
+      <w:r>
+        <w:t>21. The shoes do not fit and you have the receipt.  [ANSWER: Return an item]</w:t>
+      </w:r>
+    </w:p>
+    <w:p>
+      <w:r>
+        <w:t>22. A recipe calls for 1/2 cup of milk.  [ANSWER: Use measuring cup]</w:t>
+      </w:r>
+    </w:p>
+    <w:p>
+      <w:r>
+        <w:t>23. You need to check directions and warnings before taking an over-the-counter product.  [ANSWER: Read medicine label]</w:t>
+      </w:r>
+    </w:p>
+    <w:p>
+      <w:r>
+        <w:t>24. You need to know your biggest regular housing cost.  [ANSWER: Know monthly rent]</w:t>
+      </w:r>
+    </w:p>
+    <w:p>
+      <w:pPr>
+        <w:pStyle w:val="Heading2"/>
+      </w:pPr>
+      <w:r>
+        <w:t>Wrap-Up • Get Them Talking</w:t>
+      </w:r>
+    </w:p>
+    <w:p>
+      <w:r>
+        <w:t>💬 Which square would be easiest for you today?</w:t>
+      </w:r>
+    </w:p>
+    <w:p>
+      <w:r>
+        <w:t>____________________________________________________________________________</w:t>
+      </w:r>
+    </w:p>
+    <w:p>
+      <w:r>
+        <w:t>💬 Which adulting skill would you want someone to teach you before graduation?</w:t>
+      </w:r>
+    </w:p>
+    <w:p>
+      <w:r>
+        <w:t>____________________________________________________________________________</w:t>
+      </w:r>
+    </w:p>
+    <w:p>
+      <w:r>
+        <w:t>💬 Which skill could cost you money if you do it wrong?</w:t>
+      </w:r>
+    </w:p>
+    <w:p>
+      <w:r>
+        <w:t>____________________________________________________________________________</w:t>
       </w:r>
     </w:p>
     <w:sectPr>
-      <w:footerReference w:type="default" r:id="rId9"/>
       <w:pgSz w:w="12240" w:h="15840"/>
-      <w:pgMar w:top="792" w:right="936" w:bottom="792" w:left="936" w:header="720" w:footer="720" w:gutter="0"/>
+      <w:pgMar w:top="648" w:right="792" w:bottom="648" w:left="792" w:header="720" w:footer="720" w:gutter="0"/>
       <w:cols w:space="720"/>
       <w:docGrid w:linePitch="360"/>
     </w:sectPr>
   </w:body>
 </w:document>
-</file>
-
-<file path=word/footer1.xml><?xml version="1.0" encoding="utf-8"?>
-<w:ftr xmlns:m="http://schemas.openxmlformats.org/officeDocument/2006/math" xmlns:mc="http://schemas.openxmlformats.org/markup-compatibility/2006" xmlns:mo="http://schemas.microsoft.com/office/mac/office/2008/main" xmlns:mv="urn:schemas-microsoft-com:mac:vml" xmlns:o="urn:schemas-microsoft-com:office:office" xmlns:r="http://schemas.openxmlformats.org/officeDocument/2006/relationships" xmlns:v="urn:schemas-microsoft-com:vml" xmlns:w10="urn:schemas-microsoft-com:office:word" xmlns:w14="http://schemas.microsoft.com/office/word/2010/wordml" xmlns:w="http://schemas.openxmlformats.org/wordprocessingml/2006/main" xmlns:wne="http://schemas.microsoft.com/office/word/2006/wordml" xmlns:wp14="http://schemas.microsoft.com/office/word/2010/wordprocessingDrawing" xmlns:wp="http://schemas.openxmlformats.org/drawingml/2006/wordprocessingDrawing" xmlns:wpc="http://schemas.microsoft.com/office/word/2010/wordprocessingCanvas" xmlns:wpg="http://schemas.microsoft.com/office/word/2010/wordprocessingGroup" xmlns:wpi="http://schemas.microsoft.com/office/word/2010/wordprocessingInk" xmlns:wps="http://schemas.microsoft.com/office/word/2010/wordprocessingShape" mc:Ignorable="w14 wp14">
-  <w:p>
-    <w:pPr>
-      <w:pStyle w:val="Footer"/>
-      <w:jc w:val="center"/>
-    </w:pPr>
-    <w:r>
-      <w:t>Transition Team ♡  •  Life Skills • Career Readiness • Independence • Opportunity</w:t>
-    </w:r>
-  </w:p>
-</w:ftr>
 </file>
 
 <file path=word/numbering.xml><?xml version="1.0" encoding="utf-8"?>
@@ -511,7 +1794,7 @@
     <w:rsid w:val="00FC693F"/>
     <w:rPr>
       <w:rFonts w:ascii="Aptos" w:hAnsi="Aptos"/>
-      <w:sz w:val="21"/>
+      <w:sz w:val="22"/>
     </w:rPr>
   </w:style>
   <w:style w:type="paragraph" w:styleId="Header">
@@ -573,11 +1856,11 @@
       <w:outlineLvl w:val="0"/>
     </w:pPr>
     <w:rPr>
-      <w:rFonts w:asciiTheme="majorHAnsi" w:eastAsiaTheme="majorEastAsia" w:hAnsiTheme="majorHAnsi" w:cstheme="majorBidi"/>
+      <w:rFonts w:asciiTheme="majorHAnsi" w:eastAsiaTheme="majorEastAsia" w:hAnsiTheme="majorHAnsi" w:cstheme="majorBidi" w:ascii="Aptos Display" w:hAnsi="Aptos Display"/>
       <w:b/>
       <w:bCs/>
-      <w:color w:val="365F91" w:themeColor="accent1" w:themeShade="BF"/>
-      <w:sz w:val="28"/>
+      <w:color w:val="082F65"/>
+      <w:sz w:val="36"/>
       <w:szCs w:val="28"/>
     </w:rPr>
   </w:style>
@@ -597,11 +1880,11 @@
       <w:outlineLvl w:val="1"/>
     </w:pPr>
     <w:rPr>
-      <w:rFonts w:asciiTheme="majorHAnsi" w:eastAsiaTheme="majorEastAsia" w:hAnsiTheme="majorHAnsi" w:cstheme="majorBidi"/>
+      <w:rFonts w:asciiTheme="majorHAnsi" w:eastAsiaTheme="majorEastAsia" w:hAnsiTheme="majorHAnsi" w:cstheme="majorBidi" w:ascii="Aptos Display" w:hAnsi="Aptos Display"/>
       <w:b/>
       <w:bCs/>
-      <w:color w:val="4F81BD" w:themeColor="accent1"/>
-      <w:sz w:val="26"/>
+      <w:color w:val="D3152D"/>
+      <w:sz w:val="28"/>
       <w:szCs w:val="26"/>
     </w:rPr>
   </w:style>
@@ -862,8 +2145,8 @@
       <w:contextualSpacing/>
     </w:pPr>
     <w:rPr>
-      <w:rFonts w:asciiTheme="majorHAnsi" w:eastAsiaTheme="majorEastAsia" w:hAnsiTheme="majorHAnsi" w:cstheme="majorBidi"/>
-      <w:color w:val="17365D" w:themeColor="text2" w:themeShade="BF"/>
+      <w:rFonts w:asciiTheme="majorHAnsi" w:eastAsiaTheme="majorEastAsia" w:hAnsiTheme="majorHAnsi" w:cstheme="majorBidi" w:ascii="Aptos Display" w:hAnsi="Aptos Display"/>
+      <w:color w:val="082F65"/>
       <w:spacing w:val="5"/>
       <w:kern w:val="28"/>
       <w:sz w:val="52"/>
